--- a/ind/docx/49.content.docx
+++ b/ind/docx/49.content.docx
@@ -19,7 +19,7 @@
         <w:rPr>
           <w:lang w:val="id_ID" w:bidi="id_ID"/>
         </w:rPr>
-        <w:t>Resource: Tyndale Open Study Notes</w:t>
+        <w:t>Resource: Aquifer Open Study Notes (Book Intros)</w:t>
       </w:r>
       <w:r>
         <w:rPr>
@@ -112,7 +112,7 @@
         <w:rPr>
           <w:lang w:val="id_ID" w:bidi="id_ID"/>
         </w:rPr>
-        <w:t>Tyndale Open Study Notes</w:t>
+        <w:t>Aquifer Open Study Notes (Book Intros)</w:t>
       </w:r>
     </w:p>
     <w:p>

--- a/ind/docx/49.content.docx
+++ b/ind/docx/49.content.docx
@@ -272,108 +272,72 @@
         </w:rPr>
         <w:t xml:space="preserve">Setelah kunjungan singkat pada awalnya (lihat </w:t>
       </w:r>
-      <w:hyperlink r:id="rId13">
-        <w:r>
-          <w:rPr>
-            <w:lang w:val="id_ID" w:bidi="id_ID"/>
-          </w:rPr>
-          <w:rPr>
-            <w:color w:val="0000EE"/>
-            <w:u w:val="single"/>
-          </w:rPr>
-          <w:t>Kisah 18:19–21</w:t>
-        </w:r>
-      </w:hyperlink>
+      <w:r>
+        <w:rPr>
+          <w:lang w:val="id_ID" w:bidi="id_ID"/>
+        </w:rPr>
+        <w:t>Kisah 18:19–21</w:t>
+      </w:r>
       <w:r>
         <w:rPr>
           <w:lang w:val="id_ID" w:bidi="id_ID"/>
         </w:rPr>
         <w:t xml:space="preserve">), Paulus kembali untuk menghabiskan antara dua hingga tiga tahun di kota besar dan berkembang ini (lihat </w:t>
       </w:r>
-      <w:hyperlink r:id="rId14">
-        <w:r>
-          <w:rPr>
-            <w:lang w:val="id_ID" w:bidi="id_ID"/>
-          </w:rPr>
-          <w:rPr>
-            <w:color w:val="0000EE"/>
-            <w:u w:val="single"/>
-          </w:rPr>
-          <w:t>Kisah 19:1–20:1</w:t>
-        </w:r>
-      </w:hyperlink>
+      <w:r>
+        <w:rPr>
+          <w:lang w:val="id_ID" w:bidi="id_ID"/>
+        </w:rPr>
+        <w:t>Kisah 19:1–20:1</w:t>
+      </w:r>
       <w:r>
         <w:rPr>
           <w:lang w:val="id_ID" w:bidi="id_ID"/>
         </w:rPr>
         <w:t xml:space="preserve">). Itu adalah masa yang sulit baginya: Dia menghadapi banyak perlawanan dan mengalami berbagai penderitaan (lihat </w:t>
       </w:r>
-      <w:hyperlink r:id="rId15">
-        <w:r>
-          <w:rPr>
-            <w:lang w:val="id_ID" w:bidi="id_ID"/>
-          </w:rPr>
-          <w:rPr>
-            <w:color w:val="0000EE"/>
-            <w:u w:val="single"/>
-          </w:rPr>
-          <w:t>Kisah 19:21–41</w:t>
-        </w:r>
-      </w:hyperlink>
+      <w:r>
+        <w:rPr>
+          <w:lang w:val="id_ID" w:bidi="id_ID"/>
+        </w:rPr>
+        <w:t>Kisah 19:21–41</w:t>
+      </w:r>
       <w:r>
         <w:rPr>
           <w:lang w:val="id_ID" w:bidi="id_ID"/>
         </w:rPr>
         <w:t xml:space="preserve">; </w:t>
       </w:r>
-      <w:hyperlink r:id="rId16">
-        <w:r>
-          <w:rPr>
-            <w:lang w:val="id_ID" w:bidi="id_ID"/>
-          </w:rPr>
-          <w:rPr>
-            <w:color w:val="0000EE"/>
-            <w:u w:val="single"/>
-          </w:rPr>
-          <w:t>1Kor. 15:32</w:t>
-        </w:r>
-      </w:hyperlink>
+      <w:r>
+        <w:rPr>
+          <w:lang w:val="id_ID" w:bidi="id_ID"/>
+        </w:rPr>
+        <w:t>1Kor. 15:32</w:t>
+      </w:r>
       <w:r>
         <w:rPr>
           <w:lang w:val="id_ID" w:bidi="id_ID"/>
         </w:rPr>
         <w:t xml:space="preserve">; </w:t>
       </w:r>
-      <w:hyperlink r:id="rId17">
-        <w:r>
-          <w:rPr>
-            <w:lang w:val="id_ID" w:bidi="id_ID"/>
-          </w:rPr>
-          <w:rPr>
-            <w:color w:val="0000EE"/>
-            <w:u w:val="single"/>
-          </w:rPr>
-          <w:t>2Kor. 1:8–9</w:t>
-        </w:r>
-      </w:hyperlink>
+      <w:r>
+        <w:rPr>
+          <w:lang w:val="id_ID" w:bidi="id_ID"/>
+        </w:rPr>
+        <w:t>2Kor. 1:8–9</w:t>
+      </w:r>
       <w:r>
         <w:rPr>
           <w:lang w:val="id_ID" w:bidi="id_ID"/>
         </w:rPr>
         <w:t xml:space="preserve">; </w:t>
       </w:r>
-      <w:hyperlink r:id="rId18">
-        <w:r>
-          <w:rPr>
-            <w:lang w:val="id_ID" w:bidi="id_ID"/>
-          </w:rPr>
-          <w:rPr>
-            <w:color w:val="0000EE"/>
-            <w:u w:val="single"/>
-          </w:rPr>
-          <w:t>11:23–27</w:t>
-        </w:r>
-      </w:hyperlink>
+      <w:r>
+        <w:rPr>
+          <w:lang w:val="id_ID" w:bidi="id_ID"/>
+        </w:rPr>
+        <w:t>11:23–27</w:t>
+      </w:r>
       <w:r>
         <w:rPr>
           <w:lang w:val="id_ID" w:bidi="id_ID"/>
@@ -433,36 +397,24 @@
         </w:rPr>
         <w:t>Dengan hati penuh pujian atas semua yang telah Allah lakukan, Paulus dengan indah merangkum Kabar Baik tentang anugerah penyelamatan Allah dalam Yesus Kristus—menekankan bahwa ini adalah untuk orang-orang non-Yahudi dan juga untuk orang-orang Yahudi (</w:t>
       </w:r>
-      <w:hyperlink r:id="rId19">
-        <w:r>
-          <w:rPr>
-            <w:lang w:val="id_ID" w:bidi="id_ID"/>
-          </w:rPr>
-          <w:rPr>
-            <w:color w:val="0000EE"/>
-            <w:u w:val="single"/>
-          </w:rPr>
-          <w:t>pasal 1–3</w:t>
-        </w:r>
-      </w:hyperlink>
+      <w:r>
+        <w:rPr>
+          <w:lang w:val="id_ID" w:bidi="id_ID"/>
+        </w:rPr>
+        <w:t>pasal 1–3</w:t>
+      </w:r>
       <w:r>
         <w:rPr>
           <w:lang w:val="id_ID" w:bidi="id_ID"/>
         </w:rPr>
         <w:t>). Dia juga memberikan petunjuk praktis tentang bagaimana orang percaya harus hidup sebagai tanggapan mereka, berbalik dari kehidupan lama mereka untuk menjadi benar-benar baik dan serupa dengan Kristus (</w:t>
       </w:r>
-      <w:hyperlink r:id="rId20">
-        <w:r>
-          <w:rPr>
-            <w:lang w:val="id_ID" w:bidi="id_ID"/>
-          </w:rPr>
-          <w:rPr>
-            <w:color w:val="0000EE"/>
-            <w:u w:val="single"/>
-          </w:rPr>
-          <w:t>pasal 4–6</w:t>
-        </w:r>
-      </w:hyperlink>
+      <w:r>
+        <w:rPr>
+          <w:lang w:val="id_ID" w:bidi="id_ID"/>
+        </w:rPr>
+        <w:t>pasal 4–6</w:t>
+      </w:r>
       <w:r>
         <w:rPr>
           <w:lang w:val="id_ID" w:bidi="id_ID"/>
@@ -483,90 +435,60 @@
         </w:rPr>
         <w:t>Setelah pengantar singkat (</w:t>
       </w:r>
-      <w:hyperlink r:id="rId21">
-        <w:r>
-          <w:rPr>
-            <w:lang w:val="id_ID" w:bidi="id_ID"/>
-          </w:rPr>
-          <w:rPr>
-            <w:color w:val="0000EE"/>
-            <w:u w:val="single"/>
-          </w:rPr>
-          <w:t>Ef. 1:1–2</w:t>
-        </w:r>
-      </w:hyperlink>
+      <w:r>
+        <w:rPr>
+          <w:lang w:val="id_ID" w:bidi="id_ID"/>
+        </w:rPr>
+        <w:t>Ef. 1:1–2</w:t>
+      </w:r>
       <w:r>
         <w:rPr>
           <w:lang w:val="id_ID" w:bidi="id_ID"/>
         </w:rPr>
         <w:t>), Paulus memuji Allah atas anugerah yang ajaib yang telah diterima oleh orang-orang beriman dalam Kristus (</w:t>
       </w:r>
-      <w:hyperlink r:id="rId22">
-        <w:r>
-          <w:rPr>
-            <w:lang w:val="id_ID" w:bidi="id_ID"/>
-          </w:rPr>
-          <w:rPr>
-            <w:color w:val="0000EE"/>
-            <w:u w:val="single"/>
-          </w:rPr>
-          <w:t>Ef. 1:3–14</w:t>
-        </w:r>
-      </w:hyperlink>
+      <w:r>
+        <w:rPr>
+          <w:lang w:val="id_ID" w:bidi="id_ID"/>
+        </w:rPr>
+        <w:t>Ef. 1:3–14</w:t>
+      </w:r>
       <w:r>
         <w:rPr>
           <w:lang w:val="id_ID" w:bidi="id_ID"/>
         </w:rPr>
         <w:t>). Dalam kasih-Nya yang berdaulat, Allah telah memilih mereka, mengampuni mereka, membawa mereka ke dalam keluarga-Nya, menjadikan mereka anak-anak-Nya, dan menjanjikan mereka berkat-berkat yang kekal. Dengan memberikan Roh-Nya, Dia telah memeteraikan mereka sebagai milik-Nya agar mereka dapat memuji anugerah-Nya selamanya. Paulus kemudian berdoa agar Allah memberi mereka pemahaman rohani untuk sepenuhnya memahami semua yang telah Dia lakukan untuk mereka (</w:t>
       </w:r>
-      <w:hyperlink r:id="rId23">
-        <w:r>
-          <w:rPr>
-            <w:lang w:val="id_ID" w:bidi="id_ID"/>
-          </w:rPr>
-          <w:rPr>
-            <w:color w:val="0000EE"/>
-            <w:u w:val="single"/>
-          </w:rPr>
-          <w:t>Ef. 1:15–23</w:t>
-        </w:r>
-      </w:hyperlink>
+      <w:r>
+        <w:rPr>
+          <w:lang w:val="id_ID" w:bidi="id_ID"/>
+        </w:rPr>
+        <w:t>Ef. 1:15–23</w:t>
+      </w:r>
       <w:r>
         <w:rPr>
           <w:lang w:val="id_ID" w:bidi="id_ID"/>
         </w:rPr>
         <w:t>). Meskipun sepenuhnya layak menerima murka Allah, mereka telah diselamatkan oleh anugerah Allah, bukan oleh apa pun yang telah mereka lakukan, tetapi semata-mata karena dipersatukan dengan Kristus (</w:t>
       </w:r>
-      <w:hyperlink r:id="rId24">
-        <w:r>
-          <w:rPr>
-            <w:lang w:val="id_ID" w:bidi="id_ID"/>
-          </w:rPr>
-          <w:rPr>
-            <w:color w:val="0000EE"/>
-            <w:u w:val="single"/>
-          </w:rPr>
-          <w:t>Ef. 2:1–10</w:t>
-        </w:r>
-      </w:hyperlink>
+      <w:r>
+        <w:rPr>
+          <w:lang w:val="id_ID" w:bidi="id_ID"/>
+        </w:rPr>
+        <w:t>Ef. 2:1–10</w:t>
+      </w:r>
       <w:r>
         <w:rPr>
           <w:lang w:val="id_ID" w:bidi="id_ID"/>
         </w:rPr>
         <w:t>). Sebagai orang-orang bukan Yahudi, mereka sepenuhnya terasing dari Allah dan berkat-berkat-Nya, tetapi dalam rahmat Allah, melalui karya perdamaian Kristus, mereka sekarang telah menjadi anggota-anggota keluarga Allah, sepenuhnya setara dengan orang-orang Kristen Yahudi. Mereka bukan lagi orang-orang luar (</w:t>
       </w:r>
-      <w:hyperlink r:id="rId25">
-        <w:r>
-          <w:rPr>
-            <w:lang w:val="id_ID" w:bidi="id_ID"/>
-          </w:rPr>
-          <w:rPr>
-            <w:color w:val="0000EE"/>
-            <w:u w:val="single"/>
-          </w:rPr>
-          <w:t>Ef. 2:11–22</w:t>
-        </w:r>
-      </w:hyperlink>
+      <w:r>
+        <w:rPr>
+          <w:lang w:val="id_ID" w:bidi="id_ID"/>
+        </w:rPr>
+        <w:t>Ef. 2:11–22</w:t>
+      </w:r>
       <w:r>
         <w:rPr>
           <w:lang w:val="id_ID" w:bidi="id_ID"/>
@@ -587,36 +509,24 @@
         </w:rPr>
         <w:t>Paulus adalah orang yang ditugaskan oleh Allah untuk membawa Kabar Baik yang luar biasa ini kepada mereka (</w:t>
       </w:r>
-      <w:hyperlink r:id="rId26">
-        <w:r>
-          <w:rPr>
-            <w:lang w:val="id_ID" w:bidi="id_ID"/>
-          </w:rPr>
-          <w:rPr>
-            <w:color w:val="0000EE"/>
-            <w:u w:val="single"/>
-          </w:rPr>
-          <w:t>Ef. 3:1–13</w:t>
-        </w:r>
-      </w:hyperlink>
+      <w:r>
+        <w:rPr>
+          <w:lang w:val="id_ID" w:bidi="id_ID"/>
+        </w:rPr>
+        <w:t>Ef. 3:1–13</w:t>
+      </w:r>
       <w:r>
         <w:rPr>
           <w:lang w:val="id_ID" w:bidi="id_ID"/>
         </w:rPr>
         <w:t>). Doanya yang kedua untuk mereka (</w:t>
       </w:r>
-      <w:hyperlink r:id="rId27">
-        <w:r>
-          <w:rPr>
-            <w:lang w:val="id_ID" w:bidi="id_ID"/>
-          </w:rPr>
-          <w:rPr>
-            <w:color w:val="0000EE"/>
-            <w:u w:val="single"/>
-          </w:rPr>
-          <w:t>Ef. 3:14–21</w:t>
-        </w:r>
-      </w:hyperlink>
+      <w:r>
+        <w:rPr>
+          <w:lang w:val="id_ID" w:bidi="id_ID"/>
+        </w:rPr>
+        <w:t>Ef. 3:14–21</w:t>
+      </w:r>
       <w:r>
         <w:rPr>
           <w:lang w:val="id_ID" w:bidi="id_ID"/>
@@ -637,36 +547,24 @@
         </w:rPr>
         <w:t>Sebagai tanggapan, mereka harus menjalani kehidupan dengan rendah hati, penuh anugerah, dan kasih—kehidupan yang sesuai dengan panggilan mereka, sambil menggunakan karunia-karunia yang diberikan Allah untuk membangun tubuh Kristus (</w:t>
       </w:r>
-      <w:hyperlink r:id="rId28">
-        <w:r>
-          <w:rPr>
-            <w:lang w:val="id_ID" w:bidi="id_ID"/>
-          </w:rPr>
-          <w:rPr>
-            <w:color w:val="0000EE"/>
-            <w:u w:val="single"/>
-          </w:rPr>
-          <w:t>Ef. 4:1–16</w:t>
-        </w:r>
-      </w:hyperlink>
+      <w:r>
+        <w:rPr>
+          <w:lang w:val="id_ID" w:bidi="id_ID"/>
+        </w:rPr>
+        <w:t>Ef. 4:1–16</w:t>
+      </w:r>
       <w:r>
         <w:rPr>
           <w:lang w:val="id_ID" w:bidi="id_ID"/>
         </w:rPr>
         <w:t>). Mereka harus meninggalkan kegelapan hidup mereka yang lama yang penuh dosa dan hidup sebagai anak-anak terang. Dipenuhi dengan kebaikan dan kasih dalam Roh Kudus, serta mengikuti teladan Kristus, hidup mereka harus menyenangkan Allah dalam segala hal (</w:t>
       </w:r>
-      <w:hyperlink r:id="rId29">
-        <w:r>
-          <w:rPr>
-            <w:lang w:val="id_ID" w:bidi="id_ID"/>
-          </w:rPr>
-          <w:rPr>
-            <w:color w:val="0000EE"/>
-            <w:u w:val="single"/>
-          </w:rPr>
-          <w:t>Ef. 4:17–5:20</w:t>
-        </w:r>
-      </w:hyperlink>
+      <w:r>
+        <w:rPr>
+          <w:lang w:val="id_ID" w:bidi="id_ID"/>
+        </w:rPr>
+        <w:t>Ef. 4:17–5:20</w:t>
+      </w:r>
       <w:r>
         <w:rPr>
           <w:lang w:val="id_ID" w:bidi="id_ID"/>
@@ -687,54 +585,36 @@
         </w:rPr>
         <w:t>Semua hubungan mereka di rumah—antara suami dengan istri, orang tua dengan anak, tuan dengan budak—harus ditandai dengan rasa hormat dan kasih, karena mereka hidup untuk Kristus (</w:t>
       </w:r>
-      <w:hyperlink r:id="rId30">
-        <w:r>
-          <w:rPr>
-            <w:lang w:val="id_ID" w:bidi="id_ID"/>
-          </w:rPr>
-          <w:rPr>
-            <w:color w:val="0000EE"/>
-            <w:u w:val="single"/>
-          </w:rPr>
-          <w:t>Ef. 5:21–6:9</w:t>
-        </w:r>
-      </w:hyperlink>
+      <w:r>
+        <w:rPr>
+          <w:lang w:val="id_ID" w:bidi="id_ID"/>
+        </w:rPr>
+        <w:t>Ef. 5:21–6:9</w:t>
+      </w:r>
       <w:r>
         <w:rPr>
           <w:lang w:val="id_ID" w:bidi="id_ID"/>
         </w:rPr>
         <w:t>). Akhirnya, mereka diingatkan untuk mengenakan perlengkapan senjata Allah agar dapat melindungi diri dari Iblis (</w:t>
       </w:r>
-      <w:hyperlink r:id="rId31">
-        <w:r>
-          <w:rPr>
-            <w:lang w:val="id_ID" w:bidi="id_ID"/>
-          </w:rPr>
-          <w:rPr>
-            <w:color w:val="0000EE"/>
-            <w:u w:val="single"/>
-          </w:rPr>
-          <w:t>Ef. 6:10–20</w:t>
-        </w:r>
-      </w:hyperlink>
+      <w:r>
+        <w:rPr>
+          <w:lang w:val="id_ID" w:bidi="id_ID"/>
+        </w:rPr>
+        <w:t>Ef. 6:10–20</w:t>
+      </w:r>
       <w:r>
         <w:rPr>
           <w:lang w:val="id_ID" w:bidi="id_ID"/>
         </w:rPr>
         <w:t>). Paulus mengakhiri dengan beberapa kata pribadi dan berkat (</w:t>
       </w:r>
-      <w:hyperlink r:id="rId32">
-        <w:r>
-          <w:rPr>
-            <w:lang w:val="id_ID" w:bidi="id_ID"/>
-          </w:rPr>
-          <w:rPr>
-            <w:color w:val="0000EE"/>
-            <w:u w:val="single"/>
-          </w:rPr>
-          <w:t>Ef. 6:21–24</w:t>
-        </w:r>
-      </w:hyperlink>
+      <w:r>
+        <w:rPr>
+          <w:lang w:val="id_ID" w:bidi="id_ID"/>
+        </w:rPr>
+        <w:t>Ef. 6:21–24</w:t>
+      </w:r>
       <w:r>
         <w:rPr>
           <w:lang w:val="id_ID" w:bidi="id_ID"/>
@@ -780,36 +660,24 @@
         </w:rPr>
         <w:t xml:space="preserve">Namun, surat ini tidak bertentangan dengan pemikiran dan gaya Paulus. Perbedaan yang diduga ada dengan surat-surat Paulus lainnya yang tidak diragukan dapat dijelaskan dengan mempertimbangkan (1) variasi dalam kosakata dan gaya Paulus sendiri; (2) isi surat ini yang berbeda (misalnya, </w:t>
       </w:r>
-      <w:hyperlink r:id="rId19">
-        <w:r>
-          <w:rPr>
-            <w:lang w:val="id_ID" w:bidi="id_ID"/>
-          </w:rPr>
-          <w:rPr>
-            <w:color w:val="0000EE"/>
-            <w:u w:val="single"/>
-          </w:rPr>
-          <w:t>Ef. 1–3</w:t>
-        </w:r>
-      </w:hyperlink>
+      <w:r>
+        <w:rPr>
+          <w:lang w:val="id_ID" w:bidi="id_ID"/>
+        </w:rPr>
+        <w:t>Ef. 1–3</w:t>
+      </w:r>
       <w:r>
         <w:rPr>
           <w:lang w:val="id_ID" w:bidi="id_ID"/>
         </w:rPr>
         <w:t xml:space="preserve"> mencakup bagian-bagian yang luas tentang berkat, pujian, dan doa); (3) perkembangan dalam pemikiran Paulus; (4) penggunaan sekretaris oleh Paulus (lihat </w:t>
       </w:r>
-      <w:hyperlink r:id="rId33">
-        <w:r>
-          <w:rPr>
-            <w:lang w:val="id_ID" w:bidi="id_ID"/>
-          </w:rPr>
-          <w:rPr>
-            <w:color w:val="0000EE"/>
-            <w:u w:val="single"/>
-          </w:rPr>
-          <w:t>Rm. 16:22</w:t>
-        </w:r>
-      </w:hyperlink>
+      <w:r>
+        <w:rPr>
+          <w:lang w:val="id_ID" w:bidi="id_ID"/>
+        </w:rPr>
+        <w:t>Rm. 16:22</w:t>
+      </w:r>
       <w:r>
         <w:rPr>
           <w:lang w:val="id_ID" w:bidi="id_ID"/>
@@ -854,54 +722,36 @@
         </w:rPr>
         <w:t xml:space="preserve"> (</w:t>
       </w:r>
-      <w:hyperlink r:id="rId34">
-        <w:r>
-          <w:rPr>
-            <w:lang w:val="id_ID" w:bidi="id_ID"/>
-          </w:rPr>
-          <w:rPr>
-            <w:color w:val="0000EE"/>
-            <w:u w:val="single"/>
-          </w:rPr>
-          <w:t>Ef. 1:1</w:t>
-        </w:r>
-      </w:hyperlink>
+      <w:r>
+        <w:rPr>
+          <w:lang w:val="id_ID" w:bidi="id_ID"/>
+        </w:rPr>
+        <w:t>Ef. 1:1</w:t>
+      </w:r>
       <w:r>
         <w:rPr>
           <w:lang w:val="id_ID" w:bidi="id_ID"/>
         </w:rPr>
         <w:t xml:space="preserve">) dalam banyak manuskrip yang paling awal, dan (2) kurangnya salam atau rujukan pribadi di Efesus—satu penghilangan yang mengejutkan jika surat itu memang dimaksudkan untuk gereja di Efesus, mengingat lamanya Paulus tinggal di kota tersebut dan hubungannya yang erat dengan jemaat di sana (lihat </w:t>
       </w:r>
-      <w:hyperlink r:id="rId35">
-        <w:r>
-          <w:rPr>
-            <w:lang w:val="id_ID" w:bidi="id_ID"/>
-          </w:rPr>
-          <w:rPr>
-            <w:color w:val="0000EE"/>
-            <w:u w:val="single"/>
-          </w:rPr>
-          <w:t>Kisah 19:10</w:t>
-        </w:r>
-      </w:hyperlink>
+      <w:r>
+        <w:rPr>
+          <w:lang w:val="id_ID" w:bidi="id_ID"/>
+        </w:rPr>
+        <w:t>Kisah 19:10</w:t>
+      </w:r>
       <w:r>
         <w:rPr>
           <w:lang w:val="id_ID" w:bidi="id_ID"/>
         </w:rPr>
         <w:t xml:space="preserve">; </w:t>
       </w:r>
-      <w:hyperlink r:id="rId36">
-        <w:r>
-          <w:rPr>
-            <w:lang w:val="id_ID" w:bidi="id_ID"/>
-          </w:rPr>
-          <w:rPr>
-            <w:color w:val="0000EE"/>
-            <w:u w:val="single"/>
-          </w:rPr>
-          <w:t>20:31</w:t>
-        </w:r>
-      </w:hyperlink>
+      <w:r>
+        <w:rPr>
+          <w:lang w:val="id_ID" w:bidi="id_ID"/>
+        </w:rPr>
+        <w:t>20:31</w:t>
+      </w:r>
       <w:r>
         <w:rPr>
           <w:lang w:val="id_ID" w:bidi="id_ID"/>
@@ -933,18 +783,12 @@
         </w:rPr>
         <w:t xml:space="preserve">Surat Efesus adalah salah satu dari surat-surat Penjara (bersama dengan Filipi, Kolose, dan Filemon), yang secara tradisional dipahami ditulis dari Roma pada tahun 60–62 M atau tidak lama sebelum Paulus dieksekusi sekitar tahun 64–65 M. Ini akan menempatkan surat-surat Penjara di antara tulisan terakhir Paulus. Namun, mungkin lebih tepat dipahami bahwa surat-surat ini ditulis dari penjara di Efesus. Dalam 2 Korintus, yang ditulis tidak lama setelah Paulus meninggalkan Efesus, ia merujuk pada perlawanan kuat yang dihadapinya di daerah tersebut dan menyebutkan bahwa ia telah dipenjara berkali-kali; lihat </w:t>
       </w:r>
-      <w:hyperlink r:id="rId18">
-        <w:r>
-          <w:rPr>
-            <w:lang w:val="id_ID" w:bidi="id_ID"/>
-          </w:rPr>
-          <w:rPr>
-            <w:color w:val="0000EE"/>
-            <w:u w:val="single"/>
-          </w:rPr>
-          <w:t>2Kor. 11:23–27</w:t>
-        </w:r>
-      </w:hyperlink>
+      <w:r>
+        <w:rPr>
+          <w:lang w:val="id_ID" w:bidi="id_ID"/>
+        </w:rPr>
+        <w:t>2Kor. 11:23–27</w:t>
+      </w:r>
       <w:r>
         <w:rPr>
           <w:lang w:val="id_ID" w:bidi="id_ID"/>
@@ -976,90 +820,60 @@
         </w:rPr>
         <w:t>Pujian untuk Anugerah Allah. Mungkin lebih dari kitab lain mana pun dalam Perjanjian Baru, Efesus dipenuhi dengan rasa syukur atas anugerah keselamatan yang Allah berikan kepada mereka yang percaya kepada Yesus Kristus. Semata-mata oleh anugerah Allah, orang percaya telah dipilih, diampuni, dipanggil ke dalam keluarga-Nya, dijadikan anak-anak-Nya, dijanjikan berkat kekal-Nya, dan diberikan karunia Roh Kudus-Nya sebagai tanda bahwa mereka adalah milik-Nya selamanya (</w:t>
       </w:r>
-      <w:hyperlink r:id="rId22">
-        <w:r>
-          <w:rPr>
-            <w:lang w:val="id_ID" w:bidi="id_ID"/>
-          </w:rPr>
-          <w:rPr>
-            <w:color w:val="0000EE"/>
-            <w:u w:val="single"/>
-          </w:rPr>
-          <w:t>Ef. 1:3–14</w:t>
-        </w:r>
-      </w:hyperlink>
+      <w:r>
+        <w:rPr>
+          <w:lang w:val="id_ID" w:bidi="id_ID"/>
+        </w:rPr>
+        <w:t>Ef. 1:3–14</w:t>
+      </w:r>
       <w:r>
         <w:rPr>
           <w:lang w:val="id_ID" w:bidi="id_ID"/>
         </w:rPr>
         <w:t>). Keselamatan tidak pernah dapat dianggap sebagai sesuatu yang diperoleh karena jasa; itu adalah karunia semata (</w:t>
       </w:r>
-      <w:hyperlink r:id="rId37">
-        <w:r>
-          <w:rPr>
-            <w:lang w:val="id_ID" w:bidi="id_ID"/>
-          </w:rPr>
-          <w:rPr>
-            <w:color w:val="0000EE"/>
-            <w:u w:val="single"/>
-          </w:rPr>
-          <w:t>Ef. 2:8–9</w:t>
-        </w:r>
-      </w:hyperlink>
+      <w:r>
+        <w:rPr>
+          <w:lang w:val="id_ID" w:bidi="id_ID"/>
+        </w:rPr>
+        <w:t>Ef. 2:8–9</w:t>
+      </w:r>
       <w:r>
         <w:rPr>
           <w:lang w:val="id_ID" w:bidi="id_ID"/>
         </w:rPr>
         <w:t>). Akibatnya, orang percaya tahu bahwa mereka dipanggil untuk memuji Allah selamanya atas anugerah-Nya yang menakjubkan (</w:t>
       </w:r>
-      <w:hyperlink r:id="rId38">
-        <w:r>
-          <w:rPr>
-            <w:lang w:val="id_ID" w:bidi="id_ID"/>
-          </w:rPr>
-          <w:rPr>
-            <w:color w:val="0000EE"/>
-            <w:u w:val="single"/>
-          </w:rPr>
-          <w:t>Ef. 1:6</w:t>
-        </w:r>
-      </w:hyperlink>
+      <w:r>
+        <w:rPr>
+          <w:lang w:val="id_ID" w:bidi="id_ID"/>
+        </w:rPr>
+        <w:t>Ef. 1:6</w:t>
+      </w:r>
       <w:r>
         <w:rPr>
           <w:lang w:val="id_ID" w:bidi="id_ID"/>
         </w:rPr>
         <w:t xml:space="preserve">, </w:t>
       </w:r>
-      <w:hyperlink r:id="rId39">
-        <w:r>
-          <w:rPr>
-            <w:lang w:val="id_ID" w:bidi="id_ID"/>
-          </w:rPr>
-          <w:rPr>
-            <w:color w:val="0000EE"/>
-            <w:u w:val="single"/>
-          </w:rPr>
-          <w:t>12</w:t>
-        </w:r>
-      </w:hyperlink>
+      <w:r>
+        <w:rPr>
+          <w:lang w:val="id_ID" w:bidi="id_ID"/>
+        </w:rPr>
+        <w:t>12</w:t>
+      </w:r>
       <w:r>
         <w:rPr>
           <w:lang w:val="id_ID" w:bidi="id_ID"/>
         </w:rPr>
         <w:t xml:space="preserve">, </w:t>
       </w:r>
-      <w:hyperlink r:id="rId40">
-        <w:r>
-          <w:rPr>
-            <w:lang w:val="id_ID" w:bidi="id_ID"/>
-          </w:rPr>
-          <w:rPr>
-            <w:color w:val="0000EE"/>
-            <w:u w:val="single"/>
-          </w:rPr>
-          <w:t>14</w:t>
-        </w:r>
-      </w:hyperlink>
+      <w:r>
+        <w:rPr>
+          <w:lang w:val="id_ID" w:bidi="id_ID"/>
+        </w:rPr>
+        <w:t>14</w:t>
+      </w:r>
       <w:r>
         <w:rPr>
           <w:lang w:val="id_ID" w:bidi="id_ID"/>
@@ -1080,90 +894,60 @@
         </w:rPr>
         <w:t xml:space="preserve">Keadaan Manusia yang Terhukum. Kesadaran akan anugerah yang meresapi tiga pasal pertama Efesus diperkuat oleh penekanan Paulus yang kontras pada dosa dan penghakiman Allah atas dosa. Apa yang berlaku bagi para pembacanya juga berlaku bagi semua orang, karena semua berada di bawah penghakiman Allah (lihat </w:t>
       </w:r>
-      <w:hyperlink r:id="rId41">
-        <w:r>
-          <w:rPr>
-            <w:lang w:val="id_ID" w:bidi="id_ID"/>
-          </w:rPr>
-          <w:rPr>
-            <w:color w:val="0000EE"/>
-            <w:u w:val="single"/>
-          </w:rPr>
-          <w:t>Ef. 2:1–3</w:t>
-        </w:r>
-      </w:hyperlink>
+      <w:r>
+        <w:rPr>
+          <w:lang w:val="id_ID" w:bidi="id_ID"/>
+        </w:rPr>
+        <w:t>Ef. 2:1–3</w:t>
+      </w:r>
       <w:r>
         <w:rPr>
           <w:lang w:val="id_ID" w:bidi="id_ID"/>
         </w:rPr>
         <w:t xml:space="preserve">, </w:t>
       </w:r>
-      <w:hyperlink r:id="rId42">
-        <w:r>
-          <w:rPr>
-            <w:lang w:val="id_ID" w:bidi="id_ID"/>
-          </w:rPr>
-          <w:rPr>
-            <w:color w:val="0000EE"/>
-            <w:u w:val="single"/>
-          </w:rPr>
-          <w:t>12</w:t>
-        </w:r>
-      </w:hyperlink>
+      <w:r>
+        <w:rPr>
+          <w:lang w:val="id_ID" w:bidi="id_ID"/>
+        </w:rPr>
+        <w:t>12</w:t>
+      </w:r>
       <w:r>
         <w:rPr>
           <w:lang w:val="id_ID" w:bidi="id_ID"/>
         </w:rPr>
         <w:t xml:space="preserve">). Setiap manusia dinyatakan bersalah dan terhukum di hadapan penghakiman kekal Allah, yang tidak dapat menoleransi dosa. Konsep ini mungkin tampak sangat keras bagi cara berpikir modern; di baliknya terdapat pandangan yang jauh lebih kuat tentang dosa manusia dan kesucian mutlak Allah daripada yang biasa dianut kebanyakan orang Barat saat ini. Tanpa Kristus, manusia dikuasai oleh dosa dan tunduk pada Iblis. Oleh karena itu, penginjilan menjadi sangat penting (lihat </w:t>
       </w:r>
-      <w:hyperlink r:id="rId43">
-        <w:r>
-          <w:rPr>
-            <w:lang w:val="id_ID" w:bidi="id_ID"/>
-          </w:rPr>
-          <w:rPr>
-            <w:color w:val="0000EE"/>
-            <w:u w:val="single"/>
-          </w:rPr>
-          <w:t>Markus 16:15–16</w:t>
-        </w:r>
-      </w:hyperlink>
+      <w:r>
+        <w:rPr>
+          <w:lang w:val="id_ID" w:bidi="id_ID"/>
+        </w:rPr>
+        <w:t>Markus 16:15–16</w:t>
+      </w:r>
       <w:r>
         <w:rPr>
           <w:lang w:val="id_ID" w:bidi="id_ID"/>
         </w:rPr>
         <w:t xml:space="preserve">; bandingkan </w:t>
       </w:r>
-      <w:hyperlink r:id="rId44">
-        <w:r>
-          <w:rPr>
-            <w:lang w:val="id_ID" w:bidi="id_ID"/>
-          </w:rPr>
-          <w:rPr>
-            <w:color w:val="0000EE"/>
-            <w:u w:val="single"/>
-          </w:rPr>
-          <w:t>Rm. 9:1–3</w:t>
-        </w:r>
-      </w:hyperlink>
+      <w:r>
+        <w:rPr>
+          <w:lang w:val="id_ID" w:bidi="id_ID"/>
+        </w:rPr>
+        <w:t>Rm. 9:1–3</w:t>
+      </w:r>
       <w:r>
         <w:rPr>
           <w:lang w:val="id_ID" w:bidi="id_ID"/>
         </w:rPr>
         <w:t xml:space="preserve">; </w:t>
       </w:r>
-      <w:hyperlink r:id="rId45">
-        <w:r>
-          <w:rPr>
-            <w:lang w:val="id_ID" w:bidi="id_ID"/>
-          </w:rPr>
-          <w:rPr>
-            <w:color w:val="0000EE"/>
-            <w:u w:val="single"/>
-          </w:rPr>
-          <w:t>10:1</w:t>
-        </w:r>
-      </w:hyperlink>
+      <w:r>
+        <w:rPr>
+          <w:lang w:val="id_ID" w:bidi="id_ID"/>
+        </w:rPr>
+        <w:t>10:1</w:t>
+      </w:r>
       <w:r>
         <w:rPr>
           <w:lang w:val="id_ID" w:bidi="id_ID"/>
@@ -1184,108 +968,72 @@
         </w:rPr>
         <w:t xml:space="preserve">Kesatuan Gereja. Rencana Allah yang luar biasa adalah untuk memasukkan orang-orang non-Yahudi ke dalam keluarga-Nya (lihat </w:t>
       </w:r>
-      <w:hyperlink r:id="rId46">
-        <w:r>
-          <w:rPr>
-            <w:lang w:val="id_ID" w:bidi="id_ID"/>
-          </w:rPr>
-          <w:rPr>
-            <w:color w:val="0000EE"/>
-            <w:u w:val="single"/>
-          </w:rPr>
-          <w:t>Ef. 2:11–3:6</w:t>
-        </w:r>
-      </w:hyperlink>
+      <w:r>
+        <w:rPr>
+          <w:lang w:val="id_ID" w:bidi="id_ID"/>
+        </w:rPr>
+        <w:t>Ef. 2:11–3:6</w:t>
+      </w:r>
       <w:r>
         <w:rPr>
           <w:lang w:val="id_ID" w:bidi="id_ID"/>
         </w:rPr>
         <w:t xml:space="preserve">). Perbedaan etnis tidak berarti apa-apa bagi Allah dan seharusnya juga tidak berarti apa-apa bagi umat Allah (bandingkan </w:t>
       </w:r>
-      <w:hyperlink r:id="rId47">
-        <w:r>
-          <w:rPr>
-            <w:lang w:val="id_ID" w:bidi="id_ID"/>
-          </w:rPr>
-          <w:rPr>
-            <w:color w:val="0000EE"/>
-            <w:u w:val="single"/>
-          </w:rPr>
-          <w:t>Gal. 3:28</w:t>
-        </w:r>
-      </w:hyperlink>
+      <w:r>
+        <w:rPr>
+          <w:lang w:val="id_ID" w:bidi="id_ID"/>
+        </w:rPr>
+        <w:t>Gal. 3:28</w:t>
+      </w:r>
       <w:r>
         <w:rPr>
           <w:lang w:val="id_ID" w:bidi="id_ID"/>
         </w:rPr>
         <w:t xml:space="preserve">). Karena Allah telah menyatukan orang-orang dari semua latar belakang etnis dalam gereja-Nya (lihat </w:t>
       </w:r>
-      <w:hyperlink r:id="rId48">
-        <w:r>
-          <w:rPr>
-            <w:lang w:val="id_ID" w:bidi="id_ID"/>
-          </w:rPr>
-          <w:rPr>
-            <w:color w:val="0000EE"/>
-            <w:u w:val="single"/>
-          </w:rPr>
-          <w:t>Ef. 2:14–17</w:t>
-        </w:r>
-      </w:hyperlink>
+      <w:r>
+        <w:rPr>
+          <w:lang w:val="id_ID" w:bidi="id_ID"/>
+        </w:rPr>
+        <w:t>Ef. 2:14–17</w:t>
+      </w:r>
       <w:r>
         <w:rPr>
           <w:lang w:val="id_ID" w:bidi="id_ID"/>
         </w:rPr>
         <w:t xml:space="preserve">; </w:t>
       </w:r>
-      <w:hyperlink r:id="rId49">
-        <w:r>
-          <w:rPr>
-            <w:lang w:val="id_ID" w:bidi="id_ID"/>
-          </w:rPr>
-          <w:rPr>
-            <w:color w:val="0000EE"/>
-            <w:u w:val="single"/>
-          </w:rPr>
-          <w:t>3:6</w:t>
-        </w:r>
-      </w:hyperlink>
+      <w:r>
+        <w:rPr>
+          <w:lang w:val="id_ID" w:bidi="id_ID"/>
+        </w:rPr>
+        <w:t>3:6</w:t>
+      </w:r>
       <w:r>
         <w:rPr>
           <w:lang w:val="id_ID" w:bidi="id_ID"/>
         </w:rPr>
         <w:t xml:space="preserve">), orang-orang percaya harus merespons dengan saling menyambut dengan hangat dalam kerendahan hati, anugerah, dan kasih, tanpa mempertimbangkan perbedaan etnis (lihat </w:t>
       </w:r>
-      <w:hyperlink r:id="rId50">
-        <w:r>
-          <w:rPr>
-            <w:lang w:val="id_ID" w:bidi="id_ID"/>
-          </w:rPr>
-          <w:rPr>
-            <w:color w:val="0000EE"/>
-            <w:u w:val="single"/>
-          </w:rPr>
-          <w:t>Ef. 4:1–6</w:t>
-        </w:r>
-      </w:hyperlink>
+      <w:r>
+        <w:rPr>
+          <w:lang w:val="id_ID" w:bidi="id_ID"/>
+        </w:rPr>
+        <w:t>Ef. 4:1–6</w:t>
+      </w:r>
       <w:r>
         <w:rPr>
           <w:lang w:val="id_ID" w:bidi="id_ID"/>
         </w:rPr>
         <w:t xml:space="preserve">; </w:t>
       </w:r>
-      <w:hyperlink r:id="rId51">
-        <w:r>
-          <w:rPr>
-            <w:lang w:val="id_ID" w:bidi="id_ID"/>
-          </w:rPr>
-          <w:rPr>
-            <w:color w:val="0000EE"/>
-            <w:u w:val="single"/>
-          </w:rPr>
-          <w:t>Rm. 15:5–7</w:t>
-        </w:r>
-      </w:hyperlink>
+      <w:r>
+        <w:rPr>
+          <w:lang w:val="id_ID" w:bidi="id_ID"/>
+        </w:rPr>
+        <w:t>Rm. 15:5–7</w:t>
+      </w:r>
       <w:r>
         <w:rPr>
           <w:lang w:val="id_ID" w:bidi="id_ID"/>
@@ -1306,144 +1054,96 @@
         </w:rPr>
         <w:t xml:space="preserve">Hidup Seperti Kristus. Dalam </w:t>
       </w:r>
-      <w:hyperlink r:id="rId20">
-        <w:r>
-          <w:rPr>
-            <w:lang w:val="id_ID" w:bidi="id_ID"/>
-          </w:rPr>
-          <w:rPr>
-            <w:color w:val="0000EE"/>
-            <w:u w:val="single"/>
-          </w:rPr>
-          <w:t>Ef. 4–6</w:t>
-        </w:r>
-      </w:hyperlink>
+      <w:r>
+        <w:rPr>
+          <w:lang w:val="id_ID" w:bidi="id_ID"/>
+        </w:rPr>
+        <w:t>Ef. 4–6</w:t>
+      </w:r>
       <w:r>
         <w:rPr>
           <w:lang w:val="id_ID" w:bidi="id_ID"/>
         </w:rPr>
         <w:t>, Paulus memberi kepada kita satu gambaran indah tentang bagaimana kehidupan Kristen seharusnya dijalani. Orang percaya harus menjauh dari kegelapan kehidupan lama mereka dan, dipenuhi dengan Roh Kudus, hidup sebagai orang-orang baru dalam terang, hanya mencari apa yang “baik, adil, dan benar” (</w:t>
       </w:r>
-      <w:hyperlink r:id="rId52">
-        <w:r>
-          <w:rPr>
-            <w:lang w:val="id_ID" w:bidi="id_ID"/>
-          </w:rPr>
-          <w:rPr>
-            <w:color w:val="0000EE"/>
-            <w:u w:val="single"/>
-          </w:rPr>
-          <w:t>Ef. 5:9</w:t>
-        </w:r>
-      </w:hyperlink>
+      <w:r>
+        <w:rPr>
+          <w:lang w:val="id_ID" w:bidi="id_ID"/>
+        </w:rPr>
+        <w:t>Ef. 5:9</w:t>
+      </w:r>
       <w:r>
         <w:rPr>
           <w:lang w:val="id_ID" w:bidi="id_ID"/>
         </w:rPr>
         <w:t xml:space="preserve">). Mereka harus menunjukkan kelemahlembutan, integritas, rasa hormat, kebaikan, dan kasih kepada orang lain. Dalam hubungan dengan Allah, hidup mereka harus dipenuhi dengan kemurnian, pujian, dan ucapan syukur (lihat </w:t>
       </w:r>
-      <w:hyperlink r:id="rId29">
-        <w:r>
-          <w:rPr>
-            <w:lang w:val="id_ID" w:bidi="id_ID"/>
-          </w:rPr>
-          <w:rPr>
-            <w:color w:val="0000EE"/>
-            <w:u w:val="single"/>
-          </w:rPr>
-          <w:t>Ef. 4:17–5:20</w:t>
-        </w:r>
-      </w:hyperlink>
+      <w:r>
+        <w:rPr>
+          <w:lang w:val="id_ID" w:bidi="id_ID"/>
+        </w:rPr>
+        <w:t>Ef. 4:17–5:20</w:t>
+      </w:r>
       <w:r>
         <w:rPr>
           <w:lang w:val="id_ID" w:bidi="id_ID"/>
         </w:rPr>
         <w:t xml:space="preserve">). Orang percaya harus menjadi seperti Kristus dan mencerminkan Dia dalam semua yang mereka lakukan dan katakan (lihat </w:t>
       </w:r>
-      <w:hyperlink r:id="rId53">
-        <w:r>
-          <w:rPr>
-            <w:lang w:val="id_ID" w:bidi="id_ID"/>
-          </w:rPr>
-          <w:rPr>
-            <w:color w:val="0000EE"/>
-            <w:u w:val="single"/>
-          </w:rPr>
-          <w:t>Ef. 4:13</w:t>
-        </w:r>
-      </w:hyperlink>
+      <w:r>
+        <w:rPr>
+          <w:lang w:val="id_ID" w:bidi="id_ID"/>
+        </w:rPr>
+        <w:t>Ef. 4:13</w:t>
+      </w:r>
       <w:r>
         <w:rPr>
           <w:lang w:val="id_ID" w:bidi="id_ID"/>
         </w:rPr>
         <w:t xml:space="preserve">, </w:t>
       </w:r>
-      <w:hyperlink r:id="rId54">
-        <w:r>
-          <w:rPr>
-            <w:lang w:val="id_ID" w:bidi="id_ID"/>
-          </w:rPr>
-          <w:rPr>
-            <w:color w:val="0000EE"/>
-            <w:u w:val="single"/>
-          </w:rPr>
-          <w:t>15</w:t>
-        </w:r>
-      </w:hyperlink>
+      <w:r>
+        <w:rPr>
+          <w:lang w:val="id_ID" w:bidi="id_ID"/>
+        </w:rPr>
+        <w:t>15</w:t>
+      </w:r>
       <w:r>
         <w:rPr>
           <w:lang w:val="id_ID" w:bidi="id_ID"/>
         </w:rPr>
         <w:t xml:space="preserve">; </w:t>
       </w:r>
-      <w:hyperlink r:id="rId55">
-        <w:r>
-          <w:rPr>
-            <w:lang w:val="id_ID" w:bidi="id_ID"/>
-          </w:rPr>
-          <w:rPr>
-            <w:color w:val="0000EE"/>
-            <w:u w:val="single"/>
-          </w:rPr>
-          <w:t>Rm. 8:29</w:t>
-        </w:r>
-      </w:hyperlink>
+      <w:r>
+        <w:rPr>
+          <w:lang w:val="id_ID" w:bidi="id_ID"/>
+        </w:rPr>
+        <w:t>Rm. 8:29</w:t>
+      </w:r>
       <w:r>
         <w:rPr>
           <w:lang w:val="id_ID" w:bidi="id_ID"/>
         </w:rPr>
         <w:t xml:space="preserve">). Dalam Kristus, mereka telah diciptakan baru untuk menjadi seperti Allah (lihat </w:t>
       </w:r>
-      <w:hyperlink r:id="rId56">
-        <w:r>
-          <w:rPr>
-            <w:lang w:val="id_ID" w:bidi="id_ID"/>
-          </w:rPr>
-          <w:rPr>
-            <w:color w:val="0000EE"/>
-            <w:u w:val="single"/>
-          </w:rPr>
-          <w:t>Ef. 4:24</w:t>
-        </w:r>
-      </w:hyperlink>
+      <w:r>
+        <w:rPr>
+          <w:lang w:val="id_ID" w:bidi="id_ID"/>
+        </w:rPr>
+        <w:t>Ef. 4:24</w:t>
+      </w:r>
       <w:r>
         <w:rPr>
           <w:lang w:val="id_ID" w:bidi="id_ID"/>
         </w:rPr>
         <w:t xml:space="preserve">; </w:t>
       </w:r>
-      <w:hyperlink r:id="rId57">
-        <w:r>
-          <w:rPr>
-            <w:lang w:val="id_ID" w:bidi="id_ID"/>
-          </w:rPr>
-          <w:rPr>
-            <w:color w:val="0000EE"/>
-            <w:u w:val="single"/>
-          </w:rPr>
-          <w:t>5:1–2</w:t>
-        </w:r>
-      </w:hyperlink>
+      <w:r>
+        <w:rPr>
+          <w:lang w:val="id_ID" w:bidi="id_ID"/>
+        </w:rPr>
+        <w:t>5:1–2</w:t>
+      </w:r>
       <w:r>
         <w:rPr>
           <w:lang w:val="id_ID" w:bidi="id_ID"/>
@@ -1464,18 +1164,12 @@
         </w:rPr>
         <w:t xml:space="preserve">Menghormati dan Mengasihi di Rumah. Dalam </w:t>
       </w:r>
-      <w:hyperlink r:id="rId30">
-        <w:r>
-          <w:rPr>
-            <w:lang w:val="id_ID" w:bidi="id_ID"/>
-          </w:rPr>
-          <w:rPr>
-            <w:color w:val="0000EE"/>
-            <w:u w:val="single"/>
-          </w:rPr>
-          <w:t>Ef. 5:21–6:9</w:t>
-        </w:r>
-      </w:hyperlink>
+      <w:r>
+        <w:rPr>
+          <w:lang w:val="id_ID" w:bidi="id_ID"/>
+        </w:rPr>
+        <w:t>Ef. 5:21–6:9</w:t>
+      </w:r>
       <w:r>
         <w:rPr>
           <w:lang w:val="id_ID" w:bidi="id_ID"/>
@@ -1496,18 +1190,12 @@
         </w:rPr>
         <w:t xml:space="preserve">Perang Rohani. </w:t>
       </w:r>
-      <w:hyperlink r:id="rId31">
-        <w:r>
-          <w:rPr>
-            <w:lang w:val="id_ID" w:bidi="id_ID"/>
-          </w:rPr>
-          <w:rPr>
-            <w:color w:val="0000EE"/>
-            <w:u w:val="single"/>
-          </w:rPr>
-          <w:t>Efesus 6:10–20</w:t>
-        </w:r>
-      </w:hyperlink>
+      <w:r>
+        <w:rPr>
+          <w:lang w:val="id_ID" w:bidi="id_ID"/>
+        </w:rPr>
+        <w:t>Efesus 6:10–20</w:t>
+      </w:r>
       <w:r>
         <w:rPr>
           <w:lang w:val="id_ID" w:bidi="id_ID"/>
